--- a/testakten/corporate-contract-law-vertrieb-messtechnik-bremen/05_Distributor_counterproposal_EN_2026-09-03.docx
+++ b/testakten/corporate-contract-law-vertrieb-messtechnik-bremen/05_Distributor_counterproposal_EN_2026-09-03.docx
@@ -18,10 +18,22 @@
     <w:p>
       <w:pPr>
         <w:pStyle w:val="Heading1"/>
+        <w:keepNext/>
+        <w:spacing w:after="0"/>
       </w:pPr>
       <w:r>
         <w:t>1 Purchase and resale</w:t>
       </w:r>
+    </w:p>
+    <w:p>
+      <w:pPr>
+        <w:keepNext/>
+        <w:spacing w:before="0" w:after="0" w:line="220" w:lineRule="exact"/>
+        <w:rPr>
+          <w:sz w:val="22"/>
+          <w:szCs w:val="22"/>
+        </w:rPr>
+      </w:pPr>
     </w:p>
     <w:p>
       <w:r>
@@ -36,10 +48,22 @@
     <w:p>
       <w:pPr>
         <w:pStyle w:val="Heading1"/>
+        <w:keepNext/>
+        <w:spacing w:after="0"/>
       </w:pPr>
       <w:r>
         <w:t>2 Territory and reserved accounts</w:t>
       </w:r>
+    </w:p>
+    <w:p>
+      <w:pPr>
+        <w:keepNext/>
+        <w:spacing w:before="0" w:after="0" w:line="220" w:lineRule="exact"/>
+        <w:rPr>
+          <w:sz w:val="22"/>
+          <w:szCs w:val="22"/>
+        </w:rPr>
+      </w:pPr>
     </w:p>
     <w:p>
       <w:r>
@@ -59,10 +83,22 @@
     <w:p>
       <w:pPr>
         <w:pStyle w:val="Heading1"/>
+        <w:keepNext/>
+        <w:spacing w:after="0"/>
       </w:pPr>
       <w:r>
         <w:t>3 Internet sales</w:t>
       </w:r>
+    </w:p>
+    <w:p>
+      <w:pPr>
+        <w:keepNext/>
+        <w:spacing w:before="0" w:after="0" w:line="220" w:lineRule="exact"/>
+        <w:rPr>
+          <w:sz w:val="22"/>
+          <w:szCs w:val="22"/>
+        </w:rPr>
+      </w:pPr>
     </w:p>
     <w:p>
       <w:r>
@@ -82,10 +118,22 @@
     <w:p>
       <w:pPr>
         <w:pStyle w:val="Heading1"/>
+        <w:keepNext/>
+        <w:spacing w:after="0"/>
       </w:pPr>
       <w:r>
         <w:t>4 Minimum purchases and supply</w:t>
       </w:r>
+    </w:p>
+    <w:p>
+      <w:pPr>
+        <w:keepNext/>
+        <w:spacing w:before="0" w:after="0" w:line="220" w:lineRule="exact"/>
+        <w:rPr>
+          <w:sz w:val="22"/>
+          <w:szCs w:val="22"/>
+        </w:rPr>
+      </w:pPr>
     </w:p>
     <w:p>
       <w:r>
@@ -105,10 +153,22 @@
     <w:p>
       <w:pPr>
         <w:pStyle w:val="Heading1"/>
+        <w:keepNext/>
+        <w:spacing w:after="0"/>
       </w:pPr>
       <w:r>
         <w:t>5 Payment and first shipment</w:t>
       </w:r>
+    </w:p>
+    <w:p>
+      <w:pPr>
+        <w:keepNext/>
+        <w:spacing w:before="0" w:after="0" w:line="220" w:lineRule="exact"/>
+        <w:rPr>
+          <w:sz w:val="22"/>
+          <w:szCs w:val="22"/>
+        </w:rPr>
+      </w:pPr>
     </w:p>
     <w:p>
       <w:r>
@@ -123,10 +183,22 @@
     <w:p>
       <w:pPr>
         <w:pStyle w:val="Heading1"/>
+        <w:keepNext/>
+        <w:spacing w:after="0"/>
       </w:pPr>
       <w:r>
         <w:t>6 Warranty and service</w:t>
       </w:r>
+    </w:p>
+    <w:p>
+      <w:pPr>
+        <w:keepNext/>
+        <w:spacing w:before="0" w:after="0" w:line="220" w:lineRule="exact"/>
+        <w:rPr>
+          <w:sz w:val="22"/>
+          <w:szCs w:val="22"/>
+        </w:rPr>
+      </w:pPr>
     </w:p>
     <w:p>
       <w:r>
@@ -146,10 +218,22 @@
     <w:p>
       <w:pPr>
         <w:pStyle w:val="Heading1"/>
+        <w:keepNext/>
+        <w:spacing w:after="0"/>
       </w:pPr>
       <w:r>
         <w:t>7 Customer information</w:t>
       </w:r>
+    </w:p>
+    <w:p>
+      <w:pPr>
+        <w:keepNext/>
+        <w:spacing w:before="0" w:after="0" w:line="220" w:lineRule="exact"/>
+        <w:rPr>
+          <w:sz w:val="22"/>
+          <w:szCs w:val="22"/>
+        </w:rPr>
+      </w:pPr>
     </w:p>
     <w:p>
       <w:r>
@@ -164,10 +248,22 @@
     <w:p>
       <w:pPr>
         <w:pStyle w:val="Heading1"/>
+        <w:keepNext/>
+        <w:spacing w:after="0"/>
       </w:pPr>
       <w:r>
         <w:t>8 Stock at the end of the relationship</w:t>
       </w:r>
+    </w:p>
+    <w:p>
+      <w:pPr>
+        <w:keepNext/>
+        <w:spacing w:before="0" w:after="0" w:line="220" w:lineRule="exact"/>
+        <w:rPr>
+          <w:sz w:val="22"/>
+          <w:szCs w:val="22"/>
+        </w:rPr>
+      </w:pPr>
     </w:p>
     <w:p>
       <w:r>
@@ -182,10 +278,22 @@
     <w:p>
       <w:pPr>
         <w:pStyle w:val="Heading1"/>
+        <w:keepNext/>
+        <w:spacing w:after="0"/>
       </w:pPr>
       <w:r>
         <w:t>9 Termination and transition</w:t>
       </w:r>
+    </w:p>
+    <w:p>
+      <w:pPr>
+        <w:keepNext/>
+        <w:spacing w:before="0" w:after="0" w:line="220" w:lineRule="exact"/>
+        <w:rPr>
+          <w:sz w:val="22"/>
+          <w:szCs w:val="22"/>
+        </w:rPr>
+      </w:pPr>
     </w:p>
     <w:p>
       <w:r>
@@ -200,10 +308,22 @@
     <w:p>
       <w:pPr>
         <w:pStyle w:val="Heading1"/>
+        <w:keepNext/>
+        <w:spacing w:after="0"/>
       </w:pPr>
       <w:r>
         <w:t>10 Applicable law and forum</w:t>
       </w:r>
+    </w:p>
+    <w:p>
+      <w:pPr>
+        <w:keepNext/>
+        <w:spacing w:before="0" w:after="0" w:line="220" w:lineRule="exact"/>
+        <w:rPr>
+          <w:sz w:val="22"/>
+          <w:szCs w:val="22"/>
+        </w:rPr>
+      </w:pPr>
     </w:p>
     <w:p>
       <w:r>
@@ -695,7 +815,7 @@
     <w:pPr>
       <w:keepNext/>
       <w:keepLines/>
-      <w:spacing w:before="160" w:after="120"/>
+      <w:spacing w:before="160" w:after="0"/>
       <w:outlineLvl w:val="0"/>
     </w:pPr>
     <w:rPr>
@@ -719,7 +839,7 @@
     <w:pPr>
       <w:keepNext/>
       <w:keepLines/>
-      <w:spacing w:before="160" w:after="120"/>
+      <w:spacing w:before="160" w:after="0"/>
       <w:outlineLvl w:val="1"/>
     </w:pPr>
     <w:rPr>
